--- a/data/exports/kcet-parabola_revision_notes.docx
+++ b/data/exports/kcet-parabola_revision_notes.docx
@@ -189,7 +189,7 @@
                 <w:color w:val="2D3748"/>
                 <w:sz w:val="19"/>
               </w:rPr>
-              <w:t>Kcet Parabola - Core Application</w:t>
+              <w:t>Standard Parabola, Focus, Directrix &amp; Tangents</w:t>
             </w:r>
           </w:p>
         </w:tc>
@@ -230,7 +230,94 @@
                 <w:color w:val="718096"/>
                 <w:sz w:val="19"/>
               </w:rPr>
-              <w:t>General Concept</w:t>
+              <w:t>Parabola</w:t>
+            </w:r>
+          </w:p>
+        </w:tc>
+      </w:tr>
+      <w:tr>
+        <w:tc>
+          <w:tcPr>
+            <w:tcW w:type="dxa" w:w="2160"/>
+            <w:shd w:fill="FFFFFF"/>
+            <w:tcMar>
+              <w:top w:w="80" w:type="dxa"/>
+              <w:bottom w:w="80" w:type="dxa"/>
+              <w:left w:w="150" w:type="dxa"/>
+              <w:right w:w="150" w:type="dxa"/>
+            </w:tcMar>
+          </w:tcPr>
+          <w:p>
+            <w:r>
+              <w:rPr>
+                <w:b/>
+                <w:color w:val="718096"/>
+                <w:sz w:val="19"/>
+              </w:rPr>
+              <w:t>Standard</w:t>
+            </w:r>
+          </w:p>
+        </w:tc>
+        <w:tc>
+          <w:tcPr>
+            <w:tcW w:type="dxa" w:w="4320"/>
+            <w:shd w:fill="FFFFFF"/>
+            <w:tcMar>
+              <w:top w:w="80" w:type="dxa"/>
+              <w:bottom w:w="80" w:type="dxa"/>
+              <w:left w:w="150" w:type="dxa"/>
+              <w:right w:w="150" w:type="dxa"/>
+            </w:tcMar>
+          </w:tcPr>
+          <w:p>
+            <w:r>
+              <w:rPr>
+                <w:b/>
+                <w:color w:val="2D3748"/>
+                <w:sz w:val="19"/>
+              </w:rPr>
+              <w:t>Normals to Parabola &amp; Co-Normal Points</w:t>
+            </w:r>
+          </w:p>
+        </w:tc>
+        <w:tc>
+          <w:tcPr>
+            <w:tcW w:type="dxa" w:w="1728"/>
+            <w:shd w:fill="FFFFFF"/>
+            <w:tcMar>
+              <w:top w:w="80" w:type="dxa"/>
+              <w:bottom w:w="80" w:type="dxa"/>
+              <w:left w:w="150" w:type="dxa"/>
+              <w:right w:w="150" w:type="dxa"/>
+            </w:tcMar>
+          </w:tcPr>
+          <w:p>
+            <w:r>
+              <w:rPr>
+                <w:sz w:val="19"/>
+              </w:rPr>
+              <w:t>0 PYQs</w:t>
+            </w:r>
+          </w:p>
+        </w:tc>
+        <w:tc>
+          <w:tcPr>
+            <w:tcW w:type="dxa" w:w="1872"/>
+            <w:shd w:fill="FFFFFF"/>
+            <w:tcMar>
+              <w:top w:w="80" w:type="dxa"/>
+              <w:bottom w:w="80" w:type="dxa"/>
+              <w:left w:w="150" w:type="dxa"/>
+              <w:right w:w="150" w:type="dxa"/>
+            </w:tcMar>
+          </w:tcPr>
+          <w:p>
+            <w:r>
+              <w:rPr>
+                <w:color w:val="718096"/>
+                <w:sz w:val="19"/>
+              </w:rPr>
+              <w:t>Normals</w:t>
             </w:r>
           </w:p>
         </w:tc>
@@ -311,6 +398,98 @@
           </w:p>
         </w:tc>
       </w:tr>
+      <w:tr>
+        <w:tc>
+          <w:tcPr>
+            <w:tcW w:type="dxa" w:w="3600"/>
+            <w:shd w:fill="F7FAFC"/>
+            <w:tcMar>
+              <w:top w:w="100" w:type="dxa"/>
+              <w:bottom w:w="100" w:type="dxa"/>
+              <w:left w:w="150" w:type="dxa"/>
+              <w:right w:w="150" w:type="dxa"/>
+            </w:tcMar>
+          </w:tcPr>
+          <w:p>
+            <w:r>
+              <w:rPr>
+                <w:b/>
+                <w:color w:val="1A365D"/>
+                <w:sz w:val="19"/>
+              </w:rPr>
+              <w:t>Standard Parabola, Focus, Directrix &amp; Tangents</w:t>
+            </w:r>
+          </w:p>
+        </w:tc>
+        <w:tc>
+          <w:tcPr>
+            <w:tcW w:type="dxa" w:w="6480"/>
+            <w:shd w:fill="F7FAFC"/>
+            <w:tcMar>
+              <w:top w:w="100" w:type="dxa"/>
+              <w:bottom w:w="100" w:type="dxa"/>
+              <w:left w:w="150" w:type="dxa"/>
+              <w:right w:w="150" w:type="dxa"/>
+            </w:tcMar>
+          </w:tcPr>
+          <w:p>
+            <w:r>
+              <w:rPr>
+                <w:rFonts w:ascii="Cambria Math" w:hAnsi="Cambria Math"/>
+                <w:color w:val="2D3748"/>
+                <w:sz w:val="19"/>
+              </w:rPr>
+              <w:t>y^2 = 4ax \implies \text{Focus}(a, 0), \text{ Directrix: } x = -a, \text{ LR } = 4a, \quad \text{Tangent: } y = mx + \frac{a}{m}, \quad \text{Parametric: } (at^2, 2at)</w:t>
+            </w:r>
+          </w:p>
+        </w:tc>
+      </w:tr>
+      <w:tr>
+        <w:tc>
+          <w:tcPr>
+            <w:tcW w:type="dxa" w:w="3600"/>
+            <w:shd w:fill="FFFFFF"/>
+            <w:tcMar>
+              <w:top w:w="100" w:type="dxa"/>
+              <w:bottom w:w="100" w:type="dxa"/>
+              <w:left w:w="150" w:type="dxa"/>
+              <w:right w:w="150" w:type="dxa"/>
+            </w:tcMar>
+          </w:tcPr>
+          <w:p>
+            <w:r>
+              <w:rPr>
+                <w:b/>
+                <w:color w:val="1A365D"/>
+                <w:sz w:val="19"/>
+              </w:rPr>
+              <w:t>Normals to Parabola &amp; Co-Normal Points</w:t>
+            </w:r>
+          </w:p>
+        </w:tc>
+        <w:tc>
+          <w:tcPr>
+            <w:tcW w:type="dxa" w:w="6480"/>
+            <w:shd w:fill="FFFFFF"/>
+            <w:tcMar>
+              <w:top w:w="100" w:type="dxa"/>
+              <w:bottom w:w="100" w:type="dxa"/>
+              <w:left w:w="150" w:type="dxa"/>
+              <w:right w:w="150" w:type="dxa"/>
+            </w:tcMar>
+          </w:tcPr>
+          <w:p>
+            <w:r>
+              <w:rPr>
+                <w:rFonts w:ascii="Cambria Math" w:hAnsi="Cambria Math"/>
+                <w:color w:val="2D3748"/>
+                <w:sz w:val="19"/>
+              </w:rPr>
+              <w:t>\text{Normal: } y = mx - 2am - am^3, \quad \text{Parametric: } y + tx = 2at + at^3, \quad \Sigma m_i = 0</w:t>
+            </w:r>
+          </w:p>
+        </w:tc>
+      </w:tr>
     </w:tbl>
     <w:p>
       <w:pPr>
@@ -338,7 +517,7 @@
           <w:color w:val="2B6CB0"/>
           <w:sz w:val="24"/>
         </w:rPr>
-        <w:t>3.1 Kcet Parabola - Core Application (Moderate Yield — 3 PYQs)</w:t>
+        <w:t>3.1 Standard Parabola, Focus, Directrix &amp; Tangents (Moderate Yield — 3 PYQs)</w:t>
       </w:r>
     </w:p>
     <w:p>
@@ -353,7 +532,7 @@
         <w:rPr>
           <w:sz w:val="20"/>
         </w:rPr>
-        <w:t>Key problem pattern in Kcet Parabola.</w:t>
+        <w:t>Focal properties of y^2 = 4ax, slope form of tangent y = mx + a/m, and parametric chords.</w:t>
       </w:r>
     </w:p>
     <w:tbl>
@@ -391,7 +570,7 @@
                 <w:color w:val="2D3748"/>
                 <w:sz w:val="19"/>
               </w:rPr>
-              <w:t>Watch for algebraic and sign errors.</w:t>
+              <w:t>For x^2 = 4ay, the tangent in slope form is y = mx - am^2, NOT y = mx + a/m!</w:t>
             </w:r>
           </w:p>
         </w:tc>
@@ -432,7 +611,7 @@
                 <w:color w:val="2D3748"/>
                 <w:sz w:val="19"/>
               </w:rPr>
-              <w:t>Verify dimensions and boundary conditions.</w:t>
+              <w:t>The tangents at the extremities of any focal chord intersect at right angles (90°) strictly on the DIRECTRIX.</w:t>
             </w:r>
           </w:p>
         </w:tc>
@@ -530,6 +709,187 @@
           <w:sz w:val="18"/>
         </w:rPr>
         <w:t>[Ans: B]</w:t>
+      </w:r>
+    </w:p>
+    <w:p>
+      <w:pPr>
+        <w:spacing w:after="120"/>
+      </w:pPr>
+    </w:p>
+    <w:p>
+      <w:pPr>
+        <w:pStyle w:val="Heading2"/>
+      </w:pPr>
+      <w:r>
+        <w:rPr>
+          <w:color w:val="2B6CB0"/>
+          <w:sz w:val="24"/>
+        </w:rPr>
+        <w:t>3.2 Normals to Parabola &amp; Co-Normal Points (Standard Yield — 0 PYQs)</w:t>
+      </w:r>
+    </w:p>
+    <w:p>
+      <w:r>
+        <w:rPr>
+          <w:b/>
+          <w:sz w:val="20"/>
+        </w:rPr>
+        <w:t xml:space="preserve">Core Principle: </w:t>
+      </w:r>
+      <w:r>
+        <w:rPr>
+          <w:sz w:val="20"/>
+        </w:rPr>
+        <w:t>Cubic normal equation am^3 + (2a - x)m + y = 0, maximum of three normals from external point, and co-normal properties.</w:t>
+      </w:r>
+    </w:p>
+    <w:tbl>
+      <w:tblPr>
+        <w:tblW w:type="auto" w:w="0"/>
+        <w:jc w:val="center"/>
+        <w:tblLook w:firstColumn="1" w:firstRow="1" w:lastColumn="0" w:lastRow="0" w:noHBand="0" w:noVBand="1" w:val="04A0"/>
+      </w:tblPr>
+      <w:tblGrid>
+        <w:gridCol w:w="10080"/>
+      </w:tblGrid>
+      <w:tr>
+        <w:tc>
+          <w:tcPr>
+            <w:tcW w:type="dxa" w:w="10080"/>
+            <w:shd w:fill="FFF5F5"/>
+            <w:tcMar>
+              <w:top w:w="100" w:type="dxa"/>
+              <w:bottom w:w="100" w:type="dxa"/>
+              <w:left w:w="150" w:type="dxa"/>
+              <w:right w:w="150" w:type="dxa"/>
+            </w:tcMar>
+          </w:tcPr>
+          <w:p>
+            <w:r>
+              <w:rPr>
+                <w:b/>
+                <w:color w:val="C53030"/>
+                <w:sz w:val="19"/>
+              </w:rPr>
+              <w:t xml:space="preserve">⚠️ Common Trap / JEE Pitfall: </w:t>
+            </w:r>
+            <w:r>
+              <w:rPr>
+                <w:color w:val="2D3748"/>
+                <w:sz w:val="19"/>
+              </w:rPr>
+              <w:t>From an external point (h, k), three normals can be drawn to y^2 = 4ax if and only if h &gt; 2a.</w:t>
+            </w:r>
+          </w:p>
+        </w:tc>
+      </w:tr>
+    </w:tbl>
+    <w:tbl>
+      <w:tblPr>
+        <w:tblW w:type="auto" w:w="0"/>
+        <w:jc w:val="center"/>
+        <w:tblLook w:firstColumn="1" w:firstRow="1" w:lastColumn="0" w:lastRow="0" w:noHBand="0" w:noVBand="1" w:val="04A0"/>
+      </w:tblPr>
+      <w:tblGrid>
+        <w:gridCol w:w="10080"/>
+      </w:tblGrid>
+      <w:tr>
+        <w:tc>
+          <w:tcPr>
+            <w:tcW w:type="dxa" w:w="10080"/>
+            <w:shd w:fill="F0FFF4"/>
+            <w:tcMar>
+              <w:top w:w="100" w:type="dxa"/>
+              <w:bottom w:w="100" w:type="dxa"/>
+              <w:left w:w="150" w:type="dxa"/>
+              <w:right w:w="150" w:type="dxa"/>
+            </w:tcMar>
+          </w:tcPr>
+          <w:p>
+            <w:r>
+              <w:rPr>
+                <w:b/>
+                <w:color w:val="276749"/>
+                <w:sz w:val="19"/>
+              </w:rPr>
+              <w:t xml:space="preserve">💡 Speed Hack / Trick: </w:t>
+            </w:r>
+            <w:r>
+              <w:rPr>
+                <w:color w:val="2D3748"/>
+                <w:sz w:val="19"/>
+              </w:rPr>
+              <w:t>The algebraic sum of the slopes of three co-normal points is always ZERO: m_1 + m_2 + m_3 = 0.</w:t>
+            </w:r>
+          </w:p>
+        </w:tc>
+      </w:tr>
+    </w:tbl>
+    <w:p>
+      <w:pPr>
+        <w:spacing w:before="120" w:after="40"/>
+      </w:pPr>
+      <w:r>
+        <w:rPr>
+          <w:b/>
+          <w:color w:val="1A365D"/>
+          <w:sz w:val="19"/>
+        </w:rPr>
+        <w:t>Source PYQs testing this concept:</w:t>
+      </w:r>
+    </w:p>
+    <w:p>
+      <w:pPr>
+        <w:pStyle w:val="ListBullet"/>
+        <w:spacing w:after="40"/>
+      </w:pPr>
+      <w:r>
+        <w:rPr>
+          <w:b/>
+          <w:sz w:val="18"/>
+        </w:rPr>
+        <w:t xml:space="preserve">[2024 Shift] Q#1 (MCQ): </w:t>
+      </w:r>
+      <w:r>
+        <w:rPr>
+          <w:sz w:val="18"/>
+        </w:rPr>
+        <w:t xml:space="preserve">"The equation of parabola whose focus is (6,0) and directrix is x=-6 is..."  </w:t>
+      </w:r>
+      <w:r>
+        <w:rPr>
+          <w:b/>
+          <w:color w:val="2B6CB0"/>
+          <w:sz w:val="18"/>
+        </w:rPr>
+        <w:t>[Ans: N/A]</w:t>
+      </w:r>
+    </w:p>
+    <w:p>
+      <w:pPr>
+        <w:pStyle w:val="ListBullet"/>
+        <w:spacing w:after="40"/>
+      </w:pPr>
+      <w:r>
+        <w:rPr>
+          <w:b/>
+          <w:sz w:val="18"/>
+        </w:rPr>
+        <w:t xml:space="preserve">[2021 Shift] Q#2 (MCQ): </w:t>
+      </w:r>
+      <w:r>
+        <w:rPr>
+          <w:sz w:val="18"/>
+        </w:rPr>
+        <w:t xml:space="preserve">"If the parabola y=α x^2-6x+β passes through the point (0,2) and has its tangent at x=(3 / 2) parallel to X -axis, the..."  </w:t>
+      </w:r>
+      <w:r>
+        <w:rPr>
+          <w:b/>
+          <w:color w:val="2B6CB0"/>
+          <w:sz w:val="18"/>
+        </w:rPr>
+        <w:t>[Ans: N/A]</w:t>
       </w:r>
     </w:p>
     <w:p>

--- a/data/exports/kcet-parabola_revision_notes.docx
+++ b/data/exports/kcet-parabola_revision_notes.docx
@@ -13,7 +13,7 @@
           <w:color w:val="1A365D"/>
           <w:sz w:val="44"/>
         </w:rPr>
-        <w:t>JEE MAIN REVISION MASTER: PARABOLA 2026 0 QUESTIONS 0% WEIGHTAGE</w:t>
+        <w:t>JEE MAIN REVISION MASTER: PARABOLA</w:t>
       </w:r>
     </w:p>
     <w:p>

--- a/data/exports/kcet-parabola_revision_notes.docx
+++ b/data/exports/kcet-parabola_revision_notes.docx
@@ -189,7 +189,7 @@
                 <w:color w:val="2D3748"/>
                 <w:sz w:val="19"/>
               </w:rPr>
-              <w:t>Standard Parabola, Focus, Directrix &amp; Tangents</w:t>
+              <w:t>Parabola: Standard Forms, Focus &amp; Directrix</w:t>
             </w:r>
           </w:p>
         </w:tc>
@@ -230,94 +230,7 @@
                 <w:color w:val="718096"/>
                 <w:sz w:val="19"/>
               </w:rPr>
-              <w:t>Parabola</w:t>
-            </w:r>
-          </w:p>
-        </w:tc>
-      </w:tr>
-      <w:tr>
-        <w:tc>
-          <w:tcPr>
-            <w:tcW w:type="dxa" w:w="2160"/>
-            <w:shd w:fill="FFFFFF"/>
-            <w:tcMar>
-              <w:top w:w="80" w:type="dxa"/>
-              <w:bottom w:w="80" w:type="dxa"/>
-              <w:left w:w="150" w:type="dxa"/>
-              <w:right w:w="150" w:type="dxa"/>
-            </w:tcMar>
-          </w:tcPr>
-          <w:p>
-            <w:r>
-              <w:rPr>
-                <w:b/>
-                <w:color w:val="718096"/>
-                <w:sz w:val="19"/>
-              </w:rPr>
-              <w:t>Standard</w:t>
-            </w:r>
-          </w:p>
-        </w:tc>
-        <w:tc>
-          <w:tcPr>
-            <w:tcW w:type="dxa" w:w="4320"/>
-            <w:shd w:fill="FFFFFF"/>
-            <w:tcMar>
-              <w:top w:w="80" w:type="dxa"/>
-              <w:bottom w:w="80" w:type="dxa"/>
-              <w:left w:w="150" w:type="dxa"/>
-              <w:right w:w="150" w:type="dxa"/>
-            </w:tcMar>
-          </w:tcPr>
-          <w:p>
-            <w:r>
-              <w:rPr>
-                <w:b/>
-                <w:color w:val="2D3748"/>
-                <w:sz w:val="19"/>
-              </w:rPr>
-              <w:t>Normals to Parabola &amp; Co-Normal Points</w:t>
-            </w:r>
-          </w:p>
-        </w:tc>
-        <w:tc>
-          <w:tcPr>
-            <w:tcW w:type="dxa" w:w="1728"/>
-            <w:shd w:fill="FFFFFF"/>
-            <w:tcMar>
-              <w:top w:w="80" w:type="dxa"/>
-              <w:bottom w:w="80" w:type="dxa"/>
-              <w:left w:w="150" w:type="dxa"/>
-              <w:right w:w="150" w:type="dxa"/>
-            </w:tcMar>
-          </w:tcPr>
-          <w:p>
-            <w:r>
-              <w:rPr>
-                <w:sz w:val="19"/>
-              </w:rPr>
-              <w:t>0 PYQs</w:t>
-            </w:r>
-          </w:p>
-        </w:tc>
-        <w:tc>
-          <w:tcPr>
-            <w:tcW w:type="dxa" w:w="1872"/>
-            <w:shd w:fill="FFFFFF"/>
-            <w:tcMar>
-              <w:top w:w="80" w:type="dxa"/>
-              <w:bottom w:w="80" w:type="dxa"/>
-              <w:left w:w="150" w:type="dxa"/>
-              <w:right w:w="150" w:type="dxa"/>
-            </w:tcMar>
-          </w:tcPr>
-          <w:p>
-            <w:r>
-              <w:rPr>
-                <w:color w:val="718096"/>
-                <w:sz w:val="19"/>
-              </w:rPr>
-              <w:t>Normals</w:t>
+              <w:t>Conics</w:t>
             </w:r>
           </w:p>
         </w:tc>
@@ -417,7 +330,7 @@
                 <w:color w:val="1A365D"/>
                 <w:sz w:val="19"/>
               </w:rPr>
-              <w:t>Standard Parabola, Focus, Directrix &amp; Tangents</w:t>
+              <w:t>Parabola: Standard Forms, Focus &amp; Directrix</w:t>
             </w:r>
           </w:p>
         </w:tc>
@@ -439,53 +352,7 @@
                 <w:color w:val="2D3748"/>
                 <w:sz w:val="19"/>
               </w:rPr>
-              <w:t>y^2 = 4ax \implies \text{Focus}(a, 0), \text{ Directrix: } x = -a, \text{ LR } = 4a, \quad \text{Tangent: } y = mx + \frac{a}{m}, \quad \text{Parametric: } (at^2, 2at)</w:t>
-            </w:r>
-          </w:p>
-        </w:tc>
-      </w:tr>
-      <w:tr>
-        <w:tc>
-          <w:tcPr>
-            <w:tcW w:type="dxa" w:w="3600"/>
-            <w:shd w:fill="FFFFFF"/>
-            <w:tcMar>
-              <w:top w:w="100" w:type="dxa"/>
-              <w:bottom w:w="100" w:type="dxa"/>
-              <w:left w:w="150" w:type="dxa"/>
-              <w:right w:w="150" w:type="dxa"/>
-            </w:tcMar>
-          </w:tcPr>
-          <w:p>
-            <w:r>
-              <w:rPr>
-                <w:b/>
-                <w:color w:val="1A365D"/>
-                <w:sz w:val="19"/>
-              </w:rPr>
-              <w:t>Normals to Parabola &amp; Co-Normal Points</w:t>
-            </w:r>
-          </w:p>
-        </w:tc>
-        <w:tc>
-          <w:tcPr>
-            <w:tcW w:type="dxa" w:w="6480"/>
-            <w:shd w:fill="FFFFFF"/>
-            <w:tcMar>
-              <w:top w:w="100" w:type="dxa"/>
-              <w:bottom w:w="100" w:type="dxa"/>
-              <w:left w:w="150" w:type="dxa"/>
-              <w:right w:w="150" w:type="dxa"/>
-            </w:tcMar>
-          </w:tcPr>
-          <w:p>
-            <w:r>
-              <w:rPr>
-                <w:rFonts w:ascii="Cambria Math" w:hAnsi="Cambria Math"/>
-                <w:color w:val="2D3748"/>
-                <w:sz w:val="19"/>
-              </w:rPr>
-              <w:t>\text{Normal: } y = mx - 2am - am^3, \quad \text{Parametric: } y + tx = 2at + at^3, \quad \Sigma m_i = 0</w:t>
+              <w:t>y^2 = 4ax \implies \text{Focus: } (a, 0), \quad \text{Directrix: } x = -a, \quad \text{Latus Rectum} = 4a, \quad c = \frac{a}{m}</w:t>
             </w:r>
           </w:p>
         </w:tc>
@@ -517,7 +384,7 @@
           <w:color w:val="2B6CB0"/>
           <w:sz w:val="24"/>
         </w:rPr>
-        <w:t>3.1 Standard Parabola, Focus, Directrix &amp; Tangents (Moderate Yield — 3 PYQs)</w:t>
+        <w:t>3.1 Parabola: Standard Forms, Focus &amp; Directrix (Moderate Yield — 3 PYQs)</w:t>
       </w:r>
     </w:p>
     <w:p>
@@ -532,7 +399,7 @@
         <w:rPr>
           <w:sz w:val="20"/>
         </w:rPr>
-        <w:t>Focal properties of y^2 = 4ax, slope form of tangent y = mx + a/m, and parametric chords.</w:t>
+        <w:t>Standard parabola y^2 = 4ax: Eccentricity e = 1. Vertex (0, 0), Focus (a, 0), Directrix x = -a, Axis y = 0, Length of latus rectum = 4a. Condition for line y = mx + c to be tangent to y^2 = 4ax: c = a/m.</w:t>
       </w:r>
     </w:p>
     <w:tbl>
@@ -570,7 +437,7 @@
                 <w:color w:val="2D3748"/>
                 <w:sz w:val="19"/>
               </w:rPr>
-              <w:t>For x^2 = 4ay, the tangent in slope form is y = mx - am^2, NOT y = mx + a/m!</w:t>
+              <w:t>For x^2 = 4ay, focus is on the y-axis at (0, a) and directrix is horizontal y = -a.</w:t>
             </w:r>
           </w:p>
         </w:tc>
@@ -611,7 +478,7 @@
                 <w:color w:val="2D3748"/>
                 <w:sz w:val="19"/>
               </w:rPr>
-              <w:t>The tangents at the extremities of any focal chord intersect at right angles (90°) strictly on the DIRECTRIX.</w:t>
+              <w:t>Focal distance of any point P(x_1, y_1) on parabola y^2 = 4ax is simply x_1 + a.</w:t>
             </w:r>
           </w:p>
         </w:tc>
@@ -709,187 +576,6 @@
           <w:sz w:val="18"/>
         </w:rPr>
         <w:t>[Ans: B]</w:t>
-      </w:r>
-    </w:p>
-    <w:p>
-      <w:pPr>
-        <w:spacing w:after="120"/>
-      </w:pPr>
-    </w:p>
-    <w:p>
-      <w:pPr>
-        <w:pStyle w:val="Heading2"/>
-      </w:pPr>
-      <w:r>
-        <w:rPr>
-          <w:color w:val="2B6CB0"/>
-          <w:sz w:val="24"/>
-        </w:rPr>
-        <w:t>3.2 Normals to Parabola &amp; Co-Normal Points (Standard Yield — 0 PYQs)</w:t>
-      </w:r>
-    </w:p>
-    <w:p>
-      <w:r>
-        <w:rPr>
-          <w:b/>
-          <w:sz w:val="20"/>
-        </w:rPr>
-        <w:t xml:space="preserve">Core Principle: </w:t>
-      </w:r>
-      <w:r>
-        <w:rPr>
-          <w:sz w:val="20"/>
-        </w:rPr>
-        <w:t>Cubic normal equation am^3 + (2a - x)m + y = 0, maximum of three normals from external point, and co-normal properties.</w:t>
-      </w:r>
-    </w:p>
-    <w:tbl>
-      <w:tblPr>
-        <w:tblW w:type="auto" w:w="0"/>
-        <w:jc w:val="center"/>
-        <w:tblLook w:firstColumn="1" w:firstRow="1" w:lastColumn="0" w:lastRow="0" w:noHBand="0" w:noVBand="1" w:val="04A0"/>
-      </w:tblPr>
-      <w:tblGrid>
-        <w:gridCol w:w="10080"/>
-      </w:tblGrid>
-      <w:tr>
-        <w:tc>
-          <w:tcPr>
-            <w:tcW w:type="dxa" w:w="10080"/>
-            <w:shd w:fill="FFF5F5"/>
-            <w:tcMar>
-              <w:top w:w="100" w:type="dxa"/>
-              <w:bottom w:w="100" w:type="dxa"/>
-              <w:left w:w="150" w:type="dxa"/>
-              <w:right w:w="150" w:type="dxa"/>
-            </w:tcMar>
-          </w:tcPr>
-          <w:p>
-            <w:r>
-              <w:rPr>
-                <w:b/>
-                <w:color w:val="C53030"/>
-                <w:sz w:val="19"/>
-              </w:rPr>
-              <w:t xml:space="preserve">⚠️ Common Trap / JEE Pitfall: </w:t>
-            </w:r>
-            <w:r>
-              <w:rPr>
-                <w:color w:val="2D3748"/>
-                <w:sz w:val="19"/>
-              </w:rPr>
-              <w:t>From an external point (h, k), three normals can be drawn to y^2 = 4ax if and only if h &gt; 2a.</w:t>
-            </w:r>
-          </w:p>
-        </w:tc>
-      </w:tr>
-    </w:tbl>
-    <w:tbl>
-      <w:tblPr>
-        <w:tblW w:type="auto" w:w="0"/>
-        <w:jc w:val="center"/>
-        <w:tblLook w:firstColumn="1" w:firstRow="1" w:lastColumn="0" w:lastRow="0" w:noHBand="0" w:noVBand="1" w:val="04A0"/>
-      </w:tblPr>
-      <w:tblGrid>
-        <w:gridCol w:w="10080"/>
-      </w:tblGrid>
-      <w:tr>
-        <w:tc>
-          <w:tcPr>
-            <w:tcW w:type="dxa" w:w="10080"/>
-            <w:shd w:fill="F0FFF4"/>
-            <w:tcMar>
-              <w:top w:w="100" w:type="dxa"/>
-              <w:bottom w:w="100" w:type="dxa"/>
-              <w:left w:w="150" w:type="dxa"/>
-              <w:right w:w="150" w:type="dxa"/>
-            </w:tcMar>
-          </w:tcPr>
-          <w:p>
-            <w:r>
-              <w:rPr>
-                <w:b/>
-                <w:color w:val="276749"/>
-                <w:sz w:val="19"/>
-              </w:rPr>
-              <w:t xml:space="preserve">💡 Speed Hack / Trick: </w:t>
-            </w:r>
-            <w:r>
-              <w:rPr>
-                <w:color w:val="2D3748"/>
-                <w:sz w:val="19"/>
-              </w:rPr>
-              <w:t>The algebraic sum of the slopes of three co-normal points is always ZERO: m_1 + m_2 + m_3 = 0.</w:t>
-            </w:r>
-          </w:p>
-        </w:tc>
-      </w:tr>
-    </w:tbl>
-    <w:p>
-      <w:pPr>
-        <w:spacing w:before="120" w:after="40"/>
-      </w:pPr>
-      <w:r>
-        <w:rPr>
-          <w:b/>
-          <w:color w:val="1A365D"/>
-          <w:sz w:val="19"/>
-        </w:rPr>
-        <w:t>Source PYQs testing this concept:</w:t>
-      </w:r>
-    </w:p>
-    <w:p>
-      <w:pPr>
-        <w:pStyle w:val="ListBullet"/>
-        <w:spacing w:after="40"/>
-      </w:pPr>
-      <w:r>
-        <w:rPr>
-          <w:b/>
-          <w:sz w:val="18"/>
-        </w:rPr>
-        <w:t xml:space="preserve">[2024 Shift] Q#1 (MCQ): </w:t>
-      </w:r>
-      <w:r>
-        <w:rPr>
-          <w:sz w:val="18"/>
-        </w:rPr>
-        <w:t xml:space="preserve">"The equation of parabola whose focus is (6,0) and directrix is x=-6 is..."  </w:t>
-      </w:r>
-      <w:r>
-        <w:rPr>
-          <w:b/>
-          <w:color w:val="2B6CB0"/>
-          <w:sz w:val="18"/>
-        </w:rPr>
-        <w:t>[Ans: N/A]</w:t>
-      </w:r>
-    </w:p>
-    <w:p>
-      <w:pPr>
-        <w:pStyle w:val="ListBullet"/>
-        <w:spacing w:after="40"/>
-      </w:pPr>
-      <w:r>
-        <w:rPr>
-          <w:b/>
-          <w:sz w:val="18"/>
-        </w:rPr>
-        <w:t xml:space="preserve">[2021 Shift] Q#2 (MCQ): </w:t>
-      </w:r>
-      <w:r>
-        <w:rPr>
-          <w:sz w:val="18"/>
-        </w:rPr>
-        <w:t xml:space="preserve">"If the parabola y=α x^2-6x+β passes through the point (0,2) and has its tangent at x=(3 / 2) parallel to X -axis, the..."  </w:t>
-      </w:r>
-      <w:r>
-        <w:rPr>
-          <w:b/>
-          <w:color w:val="2B6CB0"/>
-          <w:sz w:val="18"/>
-        </w:rPr>
-        <w:t>[Ans: N/A]</w:t>
       </w:r>
     </w:p>
     <w:p>
